--- a/templates/ΠΤΥΧΙΑΚΗ_doc.docx
+++ b/templates/ΠΤΥΧΙΑΚΗ_doc.docx
@@ -261,6 +261,12 @@
         <w:rPr>
           <w:lang w:val="en-US"/>
         </w:rPr>
+        <w:t>university_</w:t>
+      </w:r>
+      <w:r>
+        <w:rPr>
+          <w:lang w:val="en-US"/>
+        </w:rPr>
         <w:t>registration</w:t>
       </w:r>
       <w:r>
@@ -936,7 +942,43 @@
         <w:rPr>
           <w:lang w:val="el-GR"/>
         </w:rPr>
-        <w:t>Λαμία {ημέρα}/{μήνας}/{έτος}</w:t>
+        <w:t>Λαμία {</w:t>
+      </w:r>
+      <w:r>
+        <w:rPr>
+          <w:lang w:val="en-US"/>
+        </w:rPr>
+        <w:t>day</w:t>
+      </w:r>
+      <w:r>
+        <w:rPr>
+          <w:lang w:val="el-GR"/>
+        </w:rPr>
+        <w:t>}/{</w:t>
+      </w:r>
+      <w:r>
+        <w:rPr>
+          <w:lang w:val="en-US"/>
+        </w:rPr>
+        <w:t>month</w:t>
+      </w:r>
+      <w:r>
+        <w:rPr>
+          <w:lang w:val="el-GR"/>
+        </w:rPr>
+        <w:t>}/{</w:t>
+      </w:r>
+      <w:r>
+        <w:rPr>
+          <w:lang w:val="en-US"/>
+        </w:rPr>
+        <w:t>year</w:t>
+      </w:r>
+      <w:r>
+        <w:rPr>
+          <w:lang w:val="el-GR"/>
+        </w:rPr>
+        <w:t>}</w:t>
       </w:r>
     </w:p>
     <w:p>
